--- a/klagomål/A 30548-2026 FSC-klagomål.docx
+++ b/klagomål/A 30548-2026 FSC-klagomål.docx
@@ -1096,7 +1096,7 @@
     <w:r>
       <w:tab/>
       <w:tab/>
-      <w:t>2026-08-15</w:t>
+      <w:t>2026-08-16</w:t>
       <w:br/>
       <w:br/>
     </w:r>

--- a/klagomål/A 30548-2026 FSC-klagomål.docx
+++ b/klagomål/A 30548-2026 FSC-klagomål.docx
@@ -1096,7 +1096,7 @@
     <w:r>
       <w:tab/>
       <w:tab/>
-      <w:t>2026-08-16</w:t>
+      <w:t>2026-08-17</w:t>
       <w:br/>
       <w:br/>
     </w:r>

--- a/klagomål/A 30548-2026 FSC-klagomål.docx
+++ b/klagomål/A 30548-2026 FSC-klagomål.docx
@@ -1096,7 +1096,7 @@
     <w:r>
       <w:tab/>
       <w:tab/>
-      <w:t>2026-08-17</w:t>
+      <w:t>2026-08-18</w:t>
       <w:br/>
       <w:br/>
     </w:r>

--- a/klagomål/A 30548-2026 FSC-klagomål.docx
+++ b/klagomål/A 30548-2026 FSC-klagomål.docx
@@ -1096,7 +1096,7 @@
     <w:r>
       <w:tab/>
       <w:tab/>
-      <w:t>2026-08-18</w:t>
+      <w:t>2026-08-19</w:t>
       <w:br/>
       <w:br/>
     </w:r>

--- a/klagomål/A 30548-2026 FSC-klagomål.docx
+++ b/klagomål/A 30548-2026 FSC-klagomål.docx
@@ -221,7 +221,7 @@
     </w:p>
     <w:p>
       <w:r>
-        <w:t>I och inom 16 meter från avverkningsanmälan finns fynd av 17 naturvårdsarter, varav 10 är rödlistade, 4 är fridlysta, 10 är typiska (T) och 4 är signalarter (S): grantickeporing (VU), blanksvart spiklav (NT), hornvaxskinn (NT), kolflarnlav (NT, T), lavskrika (NT, T, §4), luddfingersvamp (NT), rödbrun blekspik (NT, T), vaxspindling (NT), vedskivlav (NT, T), vitplätt (NT), luddlav (S, T), plattlummer (S, T, §9), skinnlav (S, T), ögonpyrola (S, T), mattlummer (T, §9), timmerticka (T) och revlummer (§9). Se Figur 1.</w:t>
+        <w:t>I och inom 16 meter från avverkningsanmälan finns fynd av 19 naturvårdsarter, varav 12 är rödlistade, 4 är fridlysta, 11 är typiska (T) och 4 är signalarter (S): grantickeporing (VU), blanksvart spiklav (NT), hornvaxskinn (NT), kolflarnlav (NT, T), lavskrika (NT, T, §4), luddfingersvamp (NT), rödbrun blekspik (NT, T), talltagel (NT, T), vaxspindling (NT), vedskivlav (NT, T), vitplätt (NT), äggvaxskivling (NT), luddlav (S, T), plattlummer (S, T, §9), skinnlav (S, T), ögonpyrola (S, T), mattlummer (T, §9), timmerticka (T) och revlummer (§9). Se Figur 1.</w:t>
       </w:r>
     </w:p>
     <w:p>
@@ -365,6 +365,26 @@
         <w:rPr>
           <w:b/>
         </w:rPr>
+        <w:t>Talltagel (NT)</w:t>
+      </w:r>
+      <w:r>
+        <w:t xml:space="preserve"> är en boreal art som förekommer på tall i äldre, öppna tallskogar. Den påverkas negativt av brist på kontinuitetsskog och minskningstakten bedöms vara nära gränsvärdet för Sårbar (VU). Talltagel är typisk art för </w:t>
+      </w:r>
+      <w:r>
+        <w:rPr>
+          <w:i/>
+        </w:rPr>
+        <w:t>9010 Taiga</w:t>
+      </w:r>
+      <w:r>
+        <w:t xml:space="preserve"> (SLU Artdatabanken, 2026).</w:t>
+      </w:r>
+    </w:p>
+    <w:p>
+      <w:r>
+        <w:rPr>
+          <w:b/>
+        </w:rPr>
         <w:t>Vaxspindling (NT)</w:t>
       </w:r>
       <w:r>
@@ -400,6 +420,17 @@
       </w:r>
       <w:r>
         <w:t xml:space="preserve"> är en nedbrytare av död, hård och torr tallved och orsakar brunröta. Den förekommer mest i äldre, naturskogsliknande tallskog eller blandskog med äldre tall. Arten hotas av avverkning av gammal, senvuxen tall. I södra Sverige råder brist på lämpliga habitat och arten kan inte längre sprida sig utanför sina få kända växtplatser. Lokaler med gammal tall bör undantas från skogsbruk, i synnerhet i södra Sverige (SLU Artdatabanken, 2024).</w:t>
+      </w:r>
+    </w:p>
+    <w:p>
+      <w:r>
+        <w:rPr>
+          <w:b/>
+        </w:rPr>
+        <w:t>Äggvaxskivling (NT)</w:t>
+      </w:r>
+      <w:r>
+        <w:t xml:space="preserve"> bildar mykorrhiza med gran och förekommer huvudsakligen i äldre blåbärsgranskog. Har i Sverige en nordlig utbredningsbild och är relativt vanlig i norra Sverige. Total population i landet bedöms ha minskat kraftigt och fortgående att minska p.g.a. slutavverkningar av kontinuitetsskogar. Skogar med rik förekomst av äggvaxskivling brukar ha en artrik flora av mykorrhizasvampar och kan betraktas som nyckelbiotoper (SLU Artdatabanken, 2024).</w:t>
       </w:r>
     </w:p>
     <w:p>
@@ -682,7 +713,7 @@
         <w:rPr>
           <w:i/>
         </w:rPr>
-        <w:t>I det avverkningsanmälda skogsområdet har 17 naturvårdsarter varav 10 rödlistade arter sina livsmiljöer och växtplatser.</w:t>
+        <w:t>I det avverkningsanmälda skogsområdet har 19 naturvårdsarter varav 12 rödlistade arter sina livsmiljöer och växtplatser.</w:t>
       </w:r>
     </w:p>
     <w:p>
@@ -1096,7 +1127,7 @@
     <w:r>
       <w:tab/>
       <w:tab/>
-      <w:t>2026-08-19</w:t>
+      <w:t>2026-08-20</w:t>
       <w:br/>
       <w:br/>
     </w:r>

--- a/klagomål/A 30548-2026 FSC-klagomål.docx
+++ b/klagomål/A 30548-2026 FSC-klagomål.docx
@@ -1127,7 +1127,7 @@
     <w:r>
       <w:tab/>
       <w:tab/>
-      <w:t>2026-08-20</w:t>
+      <w:t>2026-08-21</w:t>
       <w:br/>
       <w:br/>
     </w:r>

--- a/klagomål/A 30548-2026 FSC-klagomål.docx
+++ b/klagomål/A 30548-2026 FSC-klagomål.docx
@@ -1127,7 +1127,7 @@
     <w:r>
       <w:tab/>
       <w:tab/>
-      <w:t>2026-08-21</w:t>
+      <w:t>2026-08-22</w:t>
       <w:br/>
       <w:br/>
     </w:r>

--- a/klagomål/A 30548-2026 FSC-klagomål.docx
+++ b/klagomål/A 30548-2026 FSC-klagomål.docx
@@ -1127,7 +1127,7 @@
     <w:r>
       <w:tab/>
       <w:tab/>
-      <w:t>2026-08-22</w:t>
+      <w:t>2026-08-23</w:t>
       <w:br/>
       <w:br/>
     </w:r>

--- a/klagomål/A 30548-2026 FSC-klagomål.docx
+++ b/klagomål/A 30548-2026 FSC-klagomål.docx
@@ -1127,7 +1127,7 @@
     <w:r>
       <w:tab/>
       <w:tab/>
-      <w:t>2026-08-23</w:t>
+      <w:t>2026-08-24</w:t>
       <w:br/>
       <w:br/>
     </w:r>

--- a/klagomål/A 30548-2026 FSC-klagomål.docx
+++ b/klagomål/A 30548-2026 FSC-klagomål.docx
@@ -1127,7 +1127,7 @@
     <w:r>
       <w:tab/>
       <w:tab/>
-      <w:t>2026-08-24</w:t>
+      <w:t>2026-08-25</w:t>
       <w:br/>
       <w:br/>
     </w:r>

--- a/klagomål/A 30548-2026 FSC-klagomål.docx
+++ b/klagomål/A 30548-2026 FSC-klagomål.docx
@@ -1127,7 +1127,7 @@
     <w:r>
       <w:tab/>
       <w:tab/>
-      <w:t>2026-08-25</w:t>
+      <w:t>2026-08-26</w:t>
       <w:br/>
       <w:br/>
     </w:r>

--- a/klagomål/A 30548-2026 FSC-klagomål.docx
+++ b/klagomål/A 30548-2026 FSC-klagomål.docx
@@ -1127,7 +1127,7 @@
     <w:r>
       <w:tab/>
       <w:tab/>
-      <w:t>2026-08-26</w:t>
+      <w:t>2026-08-27</w:t>
       <w:br/>
       <w:br/>
     </w:r>

--- a/klagomål/A 30548-2026 FSC-klagomål.docx
+++ b/klagomål/A 30548-2026 FSC-klagomål.docx
@@ -1127,7 +1127,7 @@
     <w:r>
       <w:tab/>
       <w:tab/>
-      <w:t>2026-08-27</w:t>
+      <w:t>2026-08-28</w:t>
       <w:br/>
       <w:br/>
     </w:r>

--- a/klagomål/A 30548-2026 FSC-klagomål.docx
+++ b/klagomål/A 30548-2026 FSC-klagomål.docx
@@ -1127,7 +1127,7 @@
     <w:r>
       <w:tab/>
       <w:tab/>
-      <w:t>2026-08-28</w:t>
+      <w:t>2026-08-29</w:t>
       <w:br/>
       <w:br/>
     </w:r>

--- a/klagomål/A 30548-2026 FSC-klagomål.docx
+++ b/klagomål/A 30548-2026 FSC-klagomål.docx
@@ -1127,7 +1127,7 @@
     <w:r>
       <w:tab/>
       <w:tab/>
-      <w:t>2026-08-29</w:t>
+      <w:t>2026-08-31</w:t>
       <w:br/>
       <w:br/>
     </w:r>

--- a/klagomål/A 30548-2026 FSC-klagomål.docx
+++ b/klagomål/A 30548-2026 FSC-klagomål.docx
@@ -1127,7 +1127,7 @@
     <w:r>
       <w:tab/>
       <w:tab/>
-      <w:t>2026-08-31</w:t>
+      <w:t>2026-09-01</w:t>
       <w:br/>
       <w:br/>
     </w:r>

--- a/klagomål/A 30548-2026 FSC-klagomål.docx
+++ b/klagomål/A 30548-2026 FSC-klagomål.docx
@@ -1127,7 +1127,7 @@
     <w:r>
       <w:tab/>
       <w:tab/>
-      <w:t>2026-09-01</w:t>
+      <w:t>2026-09-02</w:t>
       <w:br/>
       <w:br/>
     </w:r>

--- a/klagomål/A 30548-2026 FSC-klagomål.docx
+++ b/klagomål/A 30548-2026 FSC-klagomål.docx
@@ -1127,7 +1127,7 @@
     <w:r>
       <w:tab/>
       <w:tab/>
-      <w:t>2026-09-02</w:t>
+      <w:t>2026-09-03</w:t>
       <w:br/>
       <w:br/>
     </w:r>

--- a/klagomål/A 30548-2026 FSC-klagomål.docx
+++ b/klagomål/A 30548-2026 FSC-klagomål.docx
@@ -1127,7 +1127,7 @@
     <w:r>
       <w:tab/>
       <w:tab/>
-      <w:t>2026-09-03</w:t>
+      <w:t>2026-09-04</w:t>
       <w:br/>
       <w:br/>
     </w:r>

--- a/klagomål/A 30548-2026 FSC-klagomål.docx
+++ b/klagomål/A 30548-2026 FSC-klagomål.docx
@@ -1127,7 +1127,7 @@
     <w:r>
       <w:tab/>
       <w:tab/>
-      <w:t>2026-09-04</w:t>
+      <w:t>2026-09-05</w:t>
       <w:br/>
       <w:br/>
     </w:r>

--- a/klagomål/A 30548-2026 FSC-klagomål.docx
+++ b/klagomål/A 30548-2026 FSC-klagomål.docx
@@ -1127,7 +1127,7 @@
     <w:r>
       <w:tab/>
       <w:tab/>
-      <w:t>2026-09-05</w:t>
+      <w:t>2026-09-06</w:t>
       <w:br/>
       <w:br/>
     </w:r>

--- a/klagomål/A 30548-2026 FSC-klagomål.docx
+++ b/klagomål/A 30548-2026 FSC-klagomål.docx
@@ -1127,7 +1127,7 @@
     <w:r>
       <w:tab/>
       <w:tab/>
-      <w:t>2026-09-06</w:t>
+      <w:t>2026-09-07</w:t>
       <w:br/>
       <w:br/>
     </w:r>

--- a/klagomål/A 30548-2026 FSC-klagomål.docx
+++ b/klagomål/A 30548-2026 FSC-klagomål.docx
@@ -1127,7 +1127,7 @@
     <w:r>
       <w:tab/>
       <w:tab/>
-      <w:t>2026-09-07</w:t>
+      <w:t>2026-09-08</w:t>
       <w:br/>
       <w:br/>
     </w:r>

--- a/klagomål/A 30548-2026 FSC-klagomål.docx
+++ b/klagomål/A 30548-2026 FSC-klagomål.docx
@@ -1127,7 +1127,7 @@
     <w:r>
       <w:tab/>
       <w:tab/>
-      <w:t>2026-09-08</w:t>
+      <w:t>2026-09-09</w:t>
       <w:br/>
       <w:br/>
     </w:r>

--- a/klagomål/A 30548-2026 FSC-klagomål.docx
+++ b/klagomål/A 30548-2026 FSC-klagomål.docx
@@ -1127,7 +1127,7 @@
     <w:r>
       <w:tab/>
       <w:tab/>
-      <w:t>2026-09-09</w:t>
+      <w:t>2026-09-10</w:t>
       <w:br/>
       <w:br/>
     </w:r>

--- a/klagomål/A 30548-2026 FSC-klagomål.docx
+++ b/klagomål/A 30548-2026 FSC-klagomål.docx
@@ -1127,7 +1127,7 @@
     <w:r>
       <w:tab/>
       <w:tab/>
-      <w:t>2026-09-10</w:t>
+      <w:t>2026-09-11</w:t>
       <w:br/>
       <w:br/>
     </w:r>

--- a/klagomål/A 30548-2026 FSC-klagomål.docx
+++ b/klagomål/A 30548-2026 FSC-klagomål.docx
@@ -1127,7 +1127,7 @@
     <w:r>
       <w:tab/>
       <w:tab/>
-      <w:t>2026-09-11</w:t>
+      <w:t>2026-09-12</w:t>
       <w:br/>
       <w:br/>
     </w:r>

--- a/klagomål/A 30548-2026 FSC-klagomål.docx
+++ b/klagomål/A 30548-2026 FSC-klagomål.docx
@@ -1127,7 +1127,7 @@
     <w:r>
       <w:tab/>
       <w:tab/>
-      <w:t>2026-09-12</w:t>
+      <w:t>2026-09-13</w:t>
       <w:br/>
       <w:br/>
     </w:r>
